--- a/backend/data/Kuendigung_Stromvertrag.docx
+++ b/backend/data/Kuendigung_Stromvertrag.docx
@@ -18,101 +18,382 @@
           <w:rFonts w:asciiTheme="minorHAnsi" w:hAnsiTheme="minorHAnsi" w:cstheme="minorHAnsi"/>
           <w:b/>
           <w:bCs/>
+          <w:noProof/>
           <w:sz w:val="24"/>
           <w:szCs w:val="24"/>
           <w:u w:val="single"/>
         </w:rPr>
-        <w:t>{{ Vorname }} {{ Name }}, {{ Strasse }} {{ Hausnummer }}, {{ PLZ }}, {{ Stadt }}</w:t>
-      </w:r>
-    </w:p>
-    <w:p>
-      <w:pPr>
-        <w:rPr>
-          <w:rFonts w:asciiTheme="minorHAnsi" w:eastAsia="Calibri" w:hAnsiTheme="minorHAnsi" w:cstheme="minorHAnsi"/>
-          <w:sz w:val="24"/>
-          <w:szCs w:val="24"/>
-          <w:lang w:val="de-DE"/>
-        </w:rPr>
-      </w:pPr>
-    </w:p>
-    <w:p>
-      <w:pPr>
-        <w:rPr>
-          <w:rFonts w:asciiTheme="minorHAnsi" w:hAnsiTheme="minorHAnsi" w:cstheme="minorHAnsi"/>
-          <w:sz w:val="24"/>
-          <w:szCs w:val="24"/>
-          <w:lang w:val="de-DE"/>
-        </w:rPr>
-      </w:pPr>
-      <w:r>
-        <w:rPr>
-          <w:rFonts w:asciiTheme="minorHAnsi" w:eastAsia="Calibri" w:hAnsiTheme="minorHAnsi" w:cstheme="minorHAnsi"/>
-          <w:sz w:val="24"/>
-          <w:szCs w:val="24"/>
-          <w:lang w:val="de-DE"/>
-        </w:rPr>
-        <w:t>{{ PROVIDER_ADDR }}</w:t>
-      </w:r>
-    </w:p>
-    <w:p>
-      <w:pPr>
-        <w:spacing w:before="200"/>
-        <w:rPr>
-          <w:rFonts w:asciiTheme="minorHAnsi" w:hAnsiTheme="minorHAnsi" w:cstheme="minorHAnsi"/>
-          <w:sz w:val="24"/>
-          <w:szCs w:val="24"/>
-          <w:lang w:val="de-DE"/>
-        </w:rPr>
-      </w:pPr>
-    </w:p>
-    <w:p>
-      <w:pPr>
-        <w:ind w:left="7200" w:firstLine="720"/>
-        <w:rPr>
-          <w:rFonts w:asciiTheme="minorHAnsi" w:hAnsiTheme="minorHAnsi" w:cstheme="minorHAnsi"/>
-          <w:sz w:val="24"/>
-          <w:szCs w:val="24"/>
-          <w:lang w:val="de-DE"/>
-        </w:rPr>
-      </w:pPr>
-      <w:r>
-        <w:rPr>
-          <w:rFonts w:asciiTheme="minorHAnsi" w:eastAsia="Calibri" w:hAnsiTheme="minorHAnsi" w:cstheme="minorHAnsi"/>
-          <w:sz w:val="24"/>
-          <w:szCs w:val="24"/>
-          <w:lang w:val="de-DE"/>
-        </w:rPr>
-        <w:t>{{ Datum }}</w:t>
-      </w:r>
-    </w:p>
-    <w:p>
-      <w:pPr>
-        <w:spacing w:before="400"/>
-        <w:rPr>
-          <w:rFonts w:asciiTheme="minorHAnsi" w:hAnsiTheme="minorHAnsi" w:cstheme="minorHAnsi"/>
-          <w:sz w:val="24"/>
-          <w:szCs w:val="24"/>
-          <w:lang w:val="de-DE"/>
-        </w:rPr>
-      </w:pPr>
-    </w:p>
-    <w:p>
-      <w:pPr>
-        <w:rPr>
-          <w:rFonts w:asciiTheme="minorHAnsi" w:hAnsiTheme="minorHAnsi" w:cstheme="minorHAnsi"/>
-          <w:sz w:val="24"/>
-          <w:szCs w:val="24"/>
-          <w:lang w:val="de-DE"/>
-        </w:rPr>
-      </w:pPr>
-      <w:r>
-        <w:rPr>
-          <w:rFonts w:asciiTheme="minorHAnsi" w:eastAsia="Calibri" w:hAnsiTheme="minorHAnsi" w:cstheme="minorHAnsi"/>
+        <mc:AlternateContent>
+          <mc:Choice Requires="wps">
+            <w:drawing>
+              <wp:anchor distT="0" distB="0" distL="114300" distR="114300" simplePos="0" relativeHeight="251662336" behindDoc="0" locked="0" layoutInCell="1" allowOverlap="1" wp14:anchorId="4B96EF40" wp14:editId="377E087E">
+                <wp:simplePos x="0" y="0"/>
+                <wp:positionH relativeFrom="column">
+                  <wp:posOffset>6162675</wp:posOffset>
+                </wp:positionH>
+                <wp:positionV relativeFrom="paragraph">
+                  <wp:posOffset>6122874</wp:posOffset>
+                </wp:positionV>
+                <wp:extent cx="190500" cy="0"/>
+                <wp:effectExtent l="0" t="0" r="0" b="0"/>
+                <wp:wrapNone/>
+                <wp:docPr id="503949095" name="Straight Connector 4"/>
+                <wp:cNvGraphicFramePr/>
+                <a:graphic xmlns:a="http://schemas.openxmlformats.org/drawingml/2006/main">
+                  <a:graphicData uri="http://schemas.microsoft.com/office/word/2010/wordprocessingShape">
+                    <wps:wsp>
+                      <wps:cNvCnPr/>
+                      <wps:spPr>
+                        <a:xfrm>
+                          <a:off x="0" y="0"/>
+                          <a:ext cx="190500" cy="0"/>
+                        </a:xfrm>
+                        <a:prstGeom prst="line">
+                          <a:avLst/>
+                        </a:prstGeom>
+                        <a:ln w="9525"/>
+                      </wps:spPr>
+                      <wps:style>
+                        <a:lnRef idx="1">
+                          <a:schemeClr val="accent1"/>
+                        </a:lnRef>
+                        <a:fillRef idx="0">
+                          <a:schemeClr val="accent1"/>
+                        </a:fillRef>
+                        <a:effectRef idx="0">
+                          <a:schemeClr val="accent1"/>
+                        </a:effectRef>
+                        <a:fontRef idx="minor">
+                          <a:schemeClr val="tx1"/>
+                        </a:fontRef>
+                      </wps:style>
+                      <wps:bodyPr/>
+                    </wps:wsp>
+                  </a:graphicData>
+                </a:graphic>
+              </wp:anchor>
+            </w:drawing>
+          </mc:Choice>
+          <mc:Fallback>
+            <w:pict>
+              <v:line w14:anchorId="58FF8C5B" id="Straight Connector 4" o:spid="_x0000_s1026" style="position:absolute;z-index:251662336;visibility:visible;mso-wrap-style:square;mso-wrap-distance-left:9pt;mso-wrap-distance-top:0;mso-wrap-distance-right:9pt;mso-wrap-distance-bottom:0;mso-position-horizontal:absolute;mso-position-horizontal-relative:text;mso-position-vertical:absolute;mso-position-vertical-relative:text" from="485.25pt,482.1pt" to="500.25pt,482.1pt" o:gfxdata="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" strokecolor="#4472c4 [3204]">
+                <v:stroke joinstyle="miter"/>
+              </v:line>
+            </w:pict>
+          </mc:Fallback>
+        </mc:AlternateContent>
+      </w:r>
+      <w:r>
+        <w:rPr>
+          <w:rFonts w:asciiTheme="minorHAnsi" w:hAnsiTheme="minorHAnsi" w:cstheme="minorHAnsi"/>
           <w:b/>
           <w:bCs/>
+          <w:noProof/>
           <w:sz w:val="24"/>
           <w:szCs w:val="24"/>
           <w:u w:val="single"/>
+        </w:rPr>
+        <mc:AlternateContent>
+          <mc:Choice Requires="wps">
+            <w:drawing>
+              <wp:anchor distT="0" distB="0" distL="114300" distR="114300" simplePos="0" relativeHeight="251661312" behindDoc="0" locked="0" layoutInCell="1" allowOverlap="1" wp14:anchorId="6E2F6F5F" wp14:editId="0812D5F0">
+                <wp:simplePos x="0" y="0"/>
+                <wp:positionH relativeFrom="column">
+                  <wp:posOffset>-953135</wp:posOffset>
+                </wp:positionH>
+                <wp:positionV relativeFrom="paragraph">
+                  <wp:posOffset>6122874</wp:posOffset>
+                </wp:positionV>
+                <wp:extent cx="190500" cy="0"/>
+                <wp:effectExtent l="0" t="0" r="0" b="0"/>
+                <wp:wrapNone/>
+                <wp:docPr id="1078132473" name="Straight Connector 3"/>
+                <wp:cNvGraphicFramePr/>
+                <a:graphic xmlns:a="http://schemas.openxmlformats.org/drawingml/2006/main">
+                  <a:graphicData uri="http://schemas.microsoft.com/office/word/2010/wordprocessingShape">
+                    <wps:wsp>
+                      <wps:cNvCnPr/>
+                      <wps:spPr>
+                        <a:xfrm>
+                          <a:off x="0" y="0"/>
+                          <a:ext cx="190500" cy="0"/>
+                        </a:xfrm>
+                        <a:prstGeom prst="line">
+                          <a:avLst/>
+                        </a:prstGeom>
+                        <a:ln w="9525"/>
+                      </wps:spPr>
+                      <wps:style>
+                        <a:lnRef idx="1">
+                          <a:schemeClr val="accent1"/>
+                        </a:lnRef>
+                        <a:fillRef idx="0">
+                          <a:schemeClr val="accent1"/>
+                        </a:fillRef>
+                        <a:effectRef idx="0">
+                          <a:schemeClr val="accent1"/>
+                        </a:effectRef>
+                        <a:fontRef idx="minor">
+                          <a:schemeClr val="tx1"/>
+                        </a:fontRef>
+                      </wps:style>
+                      <wps:bodyPr/>
+                    </wps:wsp>
+                  </a:graphicData>
+                </a:graphic>
+              </wp:anchor>
+            </w:drawing>
+          </mc:Choice>
+          <mc:Fallback>
+            <w:pict>
+              <v:line w14:anchorId="17E425A6" id="Straight Connector 3" o:spid="_x0000_s1026" style="position:absolute;z-index:251661312;visibility:visible;mso-wrap-style:square;mso-wrap-distance-left:9pt;mso-wrap-distance-top:0;mso-wrap-distance-right:9pt;mso-wrap-distance-bottom:0;mso-position-horizontal:absolute;mso-position-horizontal-relative:text;mso-position-vertical:absolute;mso-position-vertical-relative:text" from="-75.05pt,482.1pt" to="-60.05pt,482.1pt" o:gfxdata="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" strokecolor="#4472c4 [3204]">
+                <v:stroke joinstyle="miter"/>
+              </v:line>
+            </w:pict>
+          </mc:Fallback>
+        </mc:AlternateContent>
+      </w:r>
+      <w:r>
+        <w:rPr>
+          <w:rFonts w:asciiTheme="minorHAnsi" w:hAnsiTheme="minorHAnsi" w:cstheme="minorHAnsi"/>
+          <w:b/>
+          <w:bCs/>
+          <w:noProof/>
+          <w:sz w:val="24"/>
+          <w:szCs w:val="24"/>
+          <w:u w:val="single"/>
+        </w:rPr>
+        <mc:AlternateContent>
+          <mc:Choice Requires="wps">
+            <w:drawing>
+              <wp:anchor distT="0" distB="0" distL="114300" distR="114300" simplePos="0" relativeHeight="251660288" behindDoc="0" locked="0" layoutInCell="1" allowOverlap="1" wp14:anchorId="16FF021E" wp14:editId="0C85E4CE">
+                <wp:simplePos x="0" y="0"/>
+                <wp:positionH relativeFrom="column">
+                  <wp:posOffset>6162675</wp:posOffset>
+                </wp:positionH>
+                <wp:positionV relativeFrom="paragraph">
+                  <wp:posOffset>2291778</wp:posOffset>
+                </wp:positionV>
+                <wp:extent cx="190500" cy="0"/>
+                <wp:effectExtent l="0" t="0" r="0" b="0"/>
+                <wp:wrapNone/>
+                <wp:docPr id="138802045" name="Straight Connector 2"/>
+                <wp:cNvGraphicFramePr/>
+                <a:graphic xmlns:a="http://schemas.openxmlformats.org/drawingml/2006/main">
+                  <a:graphicData uri="http://schemas.microsoft.com/office/word/2010/wordprocessingShape">
+                    <wps:wsp>
+                      <wps:cNvCnPr/>
+                      <wps:spPr>
+                        <a:xfrm>
+                          <a:off x="0" y="0"/>
+                          <a:ext cx="190500" cy="0"/>
+                        </a:xfrm>
+                        <a:prstGeom prst="line">
+                          <a:avLst/>
+                        </a:prstGeom>
+                        <a:ln w="9525"/>
+                      </wps:spPr>
+                      <wps:style>
+                        <a:lnRef idx="1">
+                          <a:schemeClr val="accent1"/>
+                        </a:lnRef>
+                        <a:fillRef idx="0">
+                          <a:schemeClr val="accent1"/>
+                        </a:fillRef>
+                        <a:effectRef idx="0">
+                          <a:schemeClr val="accent1"/>
+                        </a:effectRef>
+                        <a:fontRef idx="minor">
+                          <a:schemeClr val="tx1"/>
+                        </a:fontRef>
+                      </wps:style>
+                      <wps:bodyPr/>
+                    </wps:wsp>
+                  </a:graphicData>
+                </a:graphic>
+              </wp:anchor>
+            </w:drawing>
+          </mc:Choice>
+          <mc:Fallback>
+            <w:pict>
+              <v:line w14:anchorId="52B118A7" id="Straight Connector 2" o:spid="_x0000_s1026" style="position:absolute;z-index:251660288;visibility:visible;mso-wrap-style:square;mso-wrap-distance-left:9pt;mso-wrap-distance-top:0;mso-wrap-distance-right:9pt;mso-wrap-distance-bottom:0;mso-position-horizontal:absolute;mso-position-horizontal-relative:text;mso-position-vertical:absolute;mso-position-vertical-relative:text" from="485.25pt,180.45pt" to="500.25pt,180.45pt" o:gfxdata="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" strokecolor="#4472c4 [3204]">
+                <v:stroke joinstyle="miter"/>
+              </v:line>
+            </w:pict>
+          </mc:Fallback>
+        </mc:AlternateContent>
+      </w:r>
+      <w:r>
+        <w:rPr>
+          <w:rFonts w:asciiTheme="minorHAnsi" w:hAnsiTheme="minorHAnsi" w:cstheme="minorHAnsi"/>
+          <w:b/>
+          <w:bCs/>
+          <w:noProof/>
+          <w:sz w:val="24"/>
+          <w:szCs w:val="24"/>
+          <w:u w:val="single"/>
+        </w:rPr>
+        <mc:AlternateContent>
+          <mc:Choice Requires="wps">
+            <w:drawing>
+              <wp:anchor distT="0" distB="0" distL="114300" distR="114300" simplePos="0" relativeHeight="251659264" behindDoc="0" locked="0" layoutInCell="1" allowOverlap="1" wp14:anchorId="19F930A9" wp14:editId="4ABE1B05">
+                <wp:simplePos x="0" y="0"/>
+                <wp:positionH relativeFrom="column">
+                  <wp:posOffset>-953135</wp:posOffset>
+                </wp:positionH>
+                <wp:positionV relativeFrom="paragraph">
+                  <wp:posOffset>2291778</wp:posOffset>
+                </wp:positionV>
+                <wp:extent cx="190500" cy="0"/>
+                <wp:effectExtent l="0" t="0" r="0" b="0"/>
+                <wp:wrapNone/>
+                <wp:docPr id="354683435" name="Straight Connector 1"/>
+                <wp:cNvGraphicFramePr/>
+                <a:graphic xmlns:a="http://schemas.openxmlformats.org/drawingml/2006/main">
+                  <a:graphicData uri="http://schemas.microsoft.com/office/word/2010/wordprocessingShape">
+                    <wps:wsp>
+                      <wps:cNvCnPr/>
+                      <wps:spPr>
+                        <a:xfrm>
+                          <a:off x="0" y="0"/>
+                          <a:ext cx="190500" cy="0"/>
+                        </a:xfrm>
+                        <a:prstGeom prst="line">
+                          <a:avLst/>
+                        </a:prstGeom>
+                        <a:ln w="9525"/>
+                      </wps:spPr>
+                      <wps:style>
+                        <a:lnRef idx="1">
+                          <a:schemeClr val="accent1"/>
+                        </a:lnRef>
+                        <a:fillRef idx="0">
+                          <a:schemeClr val="accent1"/>
+                        </a:fillRef>
+                        <a:effectRef idx="0">
+                          <a:schemeClr val="accent1"/>
+                        </a:effectRef>
+                        <a:fontRef idx="minor">
+                          <a:schemeClr val="tx1"/>
+                        </a:fontRef>
+                      </wps:style>
+                      <wps:bodyPr/>
+                    </wps:wsp>
+                  </a:graphicData>
+                </a:graphic>
+              </wp:anchor>
+            </w:drawing>
+          </mc:Choice>
+          <mc:Fallback>
+            <w:pict>
+              <v:line w14:anchorId="61CC765B" id="Straight Connector 1" o:spid="_x0000_s1026" style="position:absolute;z-index:251659264;visibility:visible;mso-wrap-style:square;mso-wrap-distance-left:9pt;mso-wrap-distance-top:0;mso-wrap-distance-right:9pt;mso-wrap-distance-bottom:0;mso-position-horizontal:absolute;mso-position-horizontal-relative:text;mso-position-vertical:absolute;mso-position-vertical-relative:text" from="-75.05pt,180.45pt" to="-60.05pt,180.45pt" o:gfxdata="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" strokecolor="#4472c4 [3204]">
+                <v:stroke joinstyle="miter"/>
+              </v:line>
+            </w:pict>
+          </mc:Fallback>
+        </mc:AlternateContent>
+      </w:r>
+      <w:r>
+        <w:rPr>
+          <w:rFonts w:asciiTheme="minorHAnsi" w:hAnsiTheme="minorHAnsi" w:cstheme="minorHAnsi"/>
+          <w:b/>
+          <w:bCs/>
+          <w:sz w:val="24"/>
+          <w:szCs w:val="24"/>
+          <w:u w:val="single"/>
+        </w:rPr>
+        <w:t>{{ Vorname }} {{ Name }}, {{ Strasse }} {{ Hausnummer }}, {{ PLZ }}, {{ Stadt }}</w:t>
+      </w:r>
+    </w:p>
+    <w:p>
+      <w:pPr>
+        <w:rPr>
+          <w:rFonts w:asciiTheme="minorHAnsi" w:eastAsia="Calibri" w:hAnsiTheme="minorHAnsi" w:cstheme="minorHAnsi"/>
+          <w:sz w:val="24"/>
+          <w:szCs w:val="24"/>
+          <w:lang w:val="de-DE"/>
+        </w:rPr>
+      </w:pPr>
+    </w:p>
+    <w:p>
+      <w:pPr>
+        <w:rPr>
+          <w:rFonts w:asciiTheme="minorHAnsi" w:hAnsiTheme="minorHAnsi" w:cstheme="minorHAnsi"/>
+          <w:sz w:val="24"/>
+          <w:szCs w:val="24"/>
+          <w:lang w:val="de-DE"/>
+        </w:rPr>
+      </w:pPr>
+      <w:r>
+        <w:rPr>
+          <w:rFonts w:asciiTheme="minorHAnsi" w:eastAsia="Calibri" w:hAnsiTheme="minorHAnsi" w:cstheme="minorHAnsi"/>
+          <w:sz w:val="24"/>
+          <w:szCs w:val="24"/>
+          <w:lang w:val="de-DE"/>
+        </w:rPr>
+        <w:t>{{ PROVIDER_ADDR }}</w:t>
+      </w:r>
+    </w:p>
+    <w:p>
+      <w:pPr>
+        <w:spacing w:before="200"/>
+        <w:rPr>
+          <w:rFonts w:asciiTheme="minorHAnsi" w:hAnsiTheme="minorHAnsi" w:cstheme="minorHAnsi"/>
+          <w:sz w:val="24"/>
+          <w:szCs w:val="24"/>
+          <w:lang w:val="de-DE"/>
+        </w:rPr>
+      </w:pPr>
+    </w:p>
+    <w:p>
+      <w:pPr>
+        <w:ind w:left="7200" w:firstLine="720"/>
+        <w:rPr>
+          <w:rFonts w:asciiTheme="minorHAnsi" w:hAnsiTheme="minorHAnsi" w:cstheme="minorHAnsi"/>
+          <w:sz w:val="24"/>
+          <w:szCs w:val="24"/>
+          <w:lang w:val="de-DE"/>
+        </w:rPr>
+      </w:pPr>
+      <w:r>
+        <w:rPr>
+          <w:rFonts w:asciiTheme="minorHAnsi" w:eastAsia="Calibri" w:hAnsiTheme="minorHAnsi" w:cstheme="minorHAnsi"/>
+          <w:sz w:val="24"/>
+          <w:szCs w:val="24"/>
+          <w:lang w:val="de-DE"/>
+        </w:rPr>
+        <w:t>{{ Datum }}</w:t>
+      </w:r>
+    </w:p>
+    <w:p>
+      <w:pPr>
+        <w:spacing w:before="400"/>
+        <w:rPr>
+          <w:rFonts w:asciiTheme="minorHAnsi" w:hAnsiTheme="minorHAnsi" w:cstheme="minorHAnsi"/>
+          <w:sz w:val="24"/>
+          <w:szCs w:val="24"/>
+          <w:lang w:val="de-DE"/>
+        </w:rPr>
+      </w:pPr>
+    </w:p>
+    <w:p>
+      <w:pPr>
+        <w:jc w:val="center"/>
+        <w:rPr>
+          <w:rFonts w:asciiTheme="minorHAnsi" w:hAnsiTheme="minorHAnsi" w:cstheme="minorHAnsi"/>
+          <w:sz w:val="28"/>
+          <w:szCs w:val="28"/>
+          <w:lang w:val="de-DE"/>
+        </w:rPr>
+      </w:pPr>
+      <w:r>
+        <w:rPr>
+          <w:rFonts w:asciiTheme="minorHAnsi" w:eastAsia="Calibri" w:hAnsiTheme="minorHAnsi" w:cstheme="minorHAnsi"/>
+          <w:b/>
+          <w:bCs/>
+          <w:sz w:val="28"/>
+          <w:szCs w:val="28"/>
+          <w:u w:val="single"/>
           <w:lang w:val="de-DE"/>
         </w:rPr>
         <w:t>Kündigung meines Stromvertrags zum nächstmöglichen Zeitpunkt</w:t>
@@ -120,19 +401,18 @@
     </w:p>
     <w:p>
       <w:pPr>
-        <w:spacing w:before="200"/>
-        <w:rPr>
-          <w:rFonts w:asciiTheme="minorHAnsi" w:hAnsiTheme="minorHAnsi" w:cstheme="minorHAnsi"/>
-          <w:sz w:val="24"/>
-          <w:szCs w:val="24"/>
-          <w:lang w:val="de-DE"/>
-        </w:rPr>
-      </w:pPr>
-    </w:p>
-    <w:p>
-      <w:pPr>
-        <w:rPr>
-          <w:rFonts w:asciiTheme="minorHAnsi" w:hAnsiTheme="minorHAnsi" w:cstheme="minorHAnsi"/>
+        <w:rPr>
+          <w:rFonts w:asciiTheme="minorHAnsi" w:eastAsia="Calibri" w:hAnsiTheme="minorHAnsi" w:cstheme="minorHAnsi"/>
+          <w:sz w:val="24"/>
+          <w:szCs w:val="24"/>
+          <w:lang w:val="de-DE"/>
+        </w:rPr>
+      </w:pPr>
+    </w:p>
+    <w:p>
+      <w:pPr>
+        <w:rPr>
+          <w:rFonts w:asciiTheme="minorHAnsi" w:eastAsia="Calibri" w:hAnsiTheme="minorHAnsi" w:cstheme="minorHAnsi"/>
           <w:sz w:val="24"/>
           <w:szCs w:val="24"/>
           <w:lang w:val="de-DE"/>
@@ -150,49 +430,152 @@
     </w:p>
     <w:p>
       <w:pPr>
-        <w:spacing w:before="160"/>
-        <w:rPr>
-          <w:rFonts w:asciiTheme="minorHAnsi" w:hAnsiTheme="minorHAnsi" w:cstheme="minorHAnsi"/>
-          <w:sz w:val="24"/>
-          <w:szCs w:val="24"/>
-          <w:lang w:val="de-DE"/>
-        </w:rPr>
-      </w:pPr>
-    </w:p>
-    <w:p>
-      <w:pPr>
-        <w:rPr>
-          <w:rFonts w:asciiTheme="minorHAnsi" w:hAnsiTheme="minorHAnsi" w:cstheme="minorHAnsi"/>
-          <w:sz w:val="24"/>
-          <w:szCs w:val="24"/>
-          <w:lang w:val="de-DE"/>
-        </w:rPr>
-      </w:pPr>
-      <w:r>
-        <w:rPr>
-          <w:rFonts w:asciiTheme="minorHAnsi" w:eastAsia="Calibri" w:hAnsiTheme="minorHAnsi" w:cstheme="minorHAnsi"/>
-          <w:sz w:val="24"/>
-          <w:szCs w:val="24"/>
-          <w:lang w:val="de-DE"/>
-        </w:rPr>
-        <w:t>hiermit kündige ich meinen Stromvertrag, Vertragskontonummer {{ Vertragskontonummer }}, Strom-Zählernummer: {{ Strom_Zaehlernummer }}, fristgerecht zum nächstmöglichen Zeitpunkt unter Einhaltung der gesetzlichen Kündigungsfrist von 30 Tagen.</w:t>
-      </w:r>
-    </w:p>
-    <w:p>
-      <w:pPr>
-        <w:spacing w:before="160"/>
-        <w:rPr>
-          <w:rFonts w:asciiTheme="minorHAnsi" w:hAnsiTheme="minorHAnsi" w:cstheme="minorHAnsi"/>
-          <w:sz w:val="24"/>
-          <w:szCs w:val="24"/>
-          <w:lang w:val="de-DE"/>
-        </w:rPr>
-      </w:pPr>
-    </w:p>
-    <w:p>
-      <w:pPr>
-        <w:rPr>
-          <w:rFonts w:asciiTheme="minorHAnsi" w:hAnsiTheme="minorHAnsi" w:cstheme="minorHAnsi"/>
+        <w:rPr>
+          <w:rFonts w:asciiTheme="minorHAnsi" w:eastAsia="Calibri" w:hAnsiTheme="minorHAnsi" w:cstheme="minorHAnsi"/>
+          <w:sz w:val="24"/>
+          <w:szCs w:val="24"/>
+          <w:lang w:val="de-DE"/>
+        </w:rPr>
+      </w:pPr>
+    </w:p>
+    <w:p>
+      <w:pPr>
+        <w:rPr>
+          <w:rFonts w:asciiTheme="minorHAnsi" w:eastAsia="Calibri" w:hAnsiTheme="minorHAnsi" w:cstheme="minorHAnsi"/>
+          <w:sz w:val="24"/>
+          <w:szCs w:val="24"/>
+          <w:lang w:val="de-DE"/>
+        </w:rPr>
+      </w:pPr>
+      <w:r>
+        <w:rPr>
+          <w:rFonts w:asciiTheme="minorHAnsi" w:eastAsia="Calibri" w:hAnsiTheme="minorHAnsi" w:cstheme="minorHAnsi"/>
+          <w:sz w:val="24"/>
+          <w:szCs w:val="24"/>
+          <w:lang w:val="de-DE"/>
+        </w:rPr>
+        <w:t>hiermit kündige ich, {{ Vorname }} {{ Name }}, meinen Stromvertrag mit den folgenden Daten:</w:t>
+      </w:r>
+    </w:p>
+    <w:p>
+      <w:pPr>
+        <w:rPr>
+          <w:rFonts w:asciiTheme="minorHAnsi" w:eastAsia="Calibri" w:hAnsiTheme="minorHAnsi" w:cstheme="minorHAnsi"/>
+          <w:sz w:val="24"/>
+          <w:szCs w:val="24"/>
+          <w:lang w:val="de-DE"/>
+        </w:rPr>
+      </w:pPr>
+    </w:p>
+    <w:p>
+      <w:pPr>
+        <w:rPr>
+          <w:rFonts w:asciiTheme="minorHAnsi" w:eastAsia="Calibri" w:hAnsiTheme="minorHAnsi" w:cstheme="minorHAnsi"/>
+          <w:sz w:val="24"/>
+          <w:szCs w:val="24"/>
+          <w:lang w:val="de-DE"/>
+        </w:rPr>
+      </w:pPr>
+      <w:r>
+        <w:rPr>
+          <w:rFonts w:asciiTheme="minorHAnsi" w:eastAsia="Calibri" w:hAnsiTheme="minorHAnsi" w:cstheme="minorHAnsi"/>
+          <w:sz w:val="24"/>
+          <w:szCs w:val="24"/>
+          <w:lang w:val="de-DE"/>
+        </w:rPr>
+        <w:t>Vertragskontonummer: {{ Vertragskontonummer }}</w:t>
+      </w:r>
+    </w:p>
+    <w:p>
+      <w:pPr>
+        <w:rPr>
+          <w:rFonts w:asciiTheme="minorHAnsi" w:eastAsia="Calibri" w:hAnsiTheme="minorHAnsi" w:cstheme="minorHAnsi"/>
+          <w:sz w:val="24"/>
+          <w:szCs w:val="24"/>
+          <w:lang w:val="de-DE"/>
+        </w:rPr>
+      </w:pPr>
+    </w:p>
+    <w:p>
+      <w:pPr>
+        <w:rPr>
+          <w:rFonts w:asciiTheme="minorHAnsi" w:eastAsia="Calibri" w:hAnsiTheme="minorHAnsi" w:cstheme="minorHAnsi"/>
+          <w:sz w:val="24"/>
+          <w:szCs w:val="24"/>
+          <w:lang w:val="de-DE"/>
+        </w:rPr>
+      </w:pPr>
+      <w:r>
+        <w:rPr>
+          <w:rFonts w:asciiTheme="minorHAnsi" w:eastAsia="Calibri" w:hAnsiTheme="minorHAnsi" w:cstheme="minorHAnsi"/>
+          <w:sz w:val="24"/>
+          <w:szCs w:val="24"/>
+          <w:lang w:val="de-DE"/>
+        </w:rPr>
+        <w:t>Strom-Zählernummer: {{ Strom_</w:t>
+      </w:r>
+      <w:r>
+        <w:rPr>
+          <w:rFonts w:asciiTheme="minorHAnsi" w:eastAsia="Calibri" w:hAnsiTheme="minorHAnsi" w:cstheme="minorHAnsi"/>
+          <w:sz w:val="24"/>
+          <w:szCs w:val="24"/>
+          <w:lang w:val="de-DE"/>
+        </w:rPr>
+        <w:t>Zählernummer</w:t>
+      </w:r>
+      <w:r>
+        <w:rPr>
+          <w:rFonts w:asciiTheme="minorHAnsi" w:eastAsia="Calibri" w:hAnsiTheme="minorHAnsi" w:cstheme="minorHAnsi"/>
+          <w:sz w:val="24"/>
+          <w:szCs w:val="24"/>
+          <w:lang w:val="de-DE"/>
+        </w:rPr>
+        <w:t xml:space="preserve"> }}</w:t>
+      </w:r>
+    </w:p>
+    <w:p>
+      <w:pPr>
+        <w:rPr>
+          <w:rFonts w:asciiTheme="minorHAnsi" w:eastAsia="Calibri" w:hAnsiTheme="minorHAnsi" w:cstheme="minorHAnsi"/>
+          <w:sz w:val="24"/>
+          <w:szCs w:val="24"/>
+          <w:lang w:val="de-DE"/>
+        </w:rPr>
+      </w:pPr>
+    </w:p>
+    <w:p>
+      <w:pPr>
+        <w:rPr>
+          <w:rFonts w:asciiTheme="minorHAnsi" w:eastAsia="Calibri" w:hAnsiTheme="minorHAnsi" w:cstheme="minorHAnsi"/>
+          <w:sz w:val="24"/>
+          <w:szCs w:val="24"/>
+          <w:lang w:val="de-DE"/>
+        </w:rPr>
+      </w:pPr>
+      <w:r>
+        <w:rPr>
+          <w:rFonts w:asciiTheme="minorHAnsi" w:eastAsia="Calibri" w:hAnsiTheme="minorHAnsi" w:cstheme="minorHAnsi"/>
+          <w:sz w:val="24"/>
+          <w:szCs w:val="24"/>
+          <w:lang w:val="de-DE"/>
+        </w:rPr>
+        <w:t>fristgerecht zum nächstmöglichen Zeitpunkt unter Einhaltung der gesetzlichen Kündigungsfrist von 30 Tagen.</w:t>
+      </w:r>
+    </w:p>
+    <w:p>
+      <w:pPr>
+        <w:rPr>
+          <w:rFonts w:asciiTheme="minorHAnsi" w:eastAsia="Calibri" w:hAnsiTheme="minorHAnsi" w:cstheme="minorHAnsi"/>
+          <w:sz w:val="24"/>
+          <w:szCs w:val="24"/>
+          <w:lang w:val="de-DE"/>
+        </w:rPr>
+      </w:pPr>
+    </w:p>
+    <w:p>
+      <w:pPr>
+        <w:rPr>
+          <w:rFonts w:asciiTheme="minorHAnsi" w:eastAsia="Calibri" w:hAnsiTheme="minorHAnsi" w:cstheme="minorHAnsi"/>
           <w:sz w:val="24"/>
           <w:szCs w:val="24"/>
           <w:lang w:val="de-DE"/>
@@ -210,19 +593,18 @@
     </w:p>
     <w:p>
       <w:pPr>
-        <w:spacing w:before="160"/>
-        <w:rPr>
-          <w:rFonts w:asciiTheme="minorHAnsi" w:hAnsiTheme="minorHAnsi" w:cstheme="minorHAnsi"/>
-          <w:sz w:val="24"/>
-          <w:szCs w:val="24"/>
-          <w:lang w:val="de-DE"/>
-        </w:rPr>
-      </w:pPr>
-    </w:p>
-    <w:p>
-      <w:pPr>
-        <w:rPr>
-          <w:rFonts w:asciiTheme="minorHAnsi" w:hAnsiTheme="minorHAnsi" w:cstheme="minorHAnsi"/>
+        <w:rPr>
+          <w:rFonts w:asciiTheme="minorHAnsi" w:eastAsia="Calibri" w:hAnsiTheme="minorHAnsi" w:cstheme="minorHAnsi"/>
+          <w:sz w:val="24"/>
+          <w:szCs w:val="24"/>
+          <w:lang w:val="de-DE"/>
+        </w:rPr>
+      </w:pPr>
+    </w:p>
+    <w:p>
+      <w:pPr>
+        <w:rPr>
+          <w:rFonts w:asciiTheme="minorHAnsi" w:eastAsia="Calibri" w:hAnsiTheme="minorHAnsi" w:cstheme="minorHAnsi"/>
           <w:sz w:val="24"/>
           <w:szCs w:val="24"/>
           <w:lang w:val="de-DE"/>
@@ -240,19 +622,18 @@
     </w:p>
     <w:p>
       <w:pPr>
-        <w:spacing w:before="400"/>
-        <w:rPr>
-          <w:rFonts w:asciiTheme="minorHAnsi" w:hAnsiTheme="minorHAnsi" w:cstheme="minorHAnsi"/>
-          <w:sz w:val="24"/>
-          <w:szCs w:val="24"/>
-          <w:lang w:val="de-DE"/>
-        </w:rPr>
-      </w:pPr>
-    </w:p>
-    <w:p>
-      <w:pPr>
-        <w:rPr>
-          <w:rFonts w:asciiTheme="minorHAnsi" w:hAnsiTheme="minorHAnsi" w:cstheme="minorHAnsi"/>
+        <w:rPr>
+          <w:rFonts w:asciiTheme="minorHAnsi" w:eastAsia="Calibri" w:hAnsiTheme="minorHAnsi" w:cstheme="minorHAnsi"/>
+          <w:sz w:val="24"/>
+          <w:szCs w:val="24"/>
+          <w:lang w:val="de-DE"/>
+        </w:rPr>
+      </w:pPr>
+    </w:p>
+    <w:p>
+      <w:pPr>
+        <w:rPr>
+          <w:rFonts w:asciiTheme="minorHAnsi" w:eastAsia="Calibri" w:hAnsiTheme="minorHAnsi" w:cstheme="minorHAnsi"/>
           <w:sz w:val="24"/>
           <w:szCs w:val="24"/>
           <w:lang w:val="de-DE"/>
@@ -303,16 +684,6 @@
           <w:rFonts w:asciiTheme="minorHAnsi" w:hAnsiTheme="minorHAnsi" w:cstheme="minorHAnsi"/>
           <w:sz w:val="24"/>
           <w:szCs w:val="24"/>
-          <w:lang w:val="de-DE"/>
-        </w:rPr>
-      </w:pPr>
-    </w:p>
-    <w:p>
-      <w:pPr>
-        <w:rPr>
-          <w:rFonts w:asciiTheme="minorHAnsi" w:hAnsiTheme="minorHAnsi" w:cstheme="minorHAnsi"/>
-          <w:sz w:val="24"/>
-          <w:szCs w:val="24"/>
         </w:rPr>
       </w:pPr>
       <w:r>
@@ -464,7 +835,16 @@
           <w:szCs w:val="24"/>
           <w:lang w:val="de-DE"/>
         </w:rPr>
-        <w:t>Strom_Zaehlernummer</w:t>
+        <w:t>Strom_</w:t>
+      </w:r>
+      <w:r>
+        <w:rPr>
+          <w:rFonts w:asciiTheme="minorHAnsi" w:eastAsia="Calibri" w:hAnsiTheme="minorHAnsi" w:cstheme="minorHAnsi"/>
+          <w:sz w:val="24"/>
+          <w:szCs w:val="24"/>
+          <w:lang w:val="de-DE"/>
+        </w:rPr>
+        <w:t xml:space="preserve"> Zählernummer</w:t>
       </w:r>
       <w:r>
         <w:rPr>
@@ -575,7 +955,7 @@
           <w:szCs w:val="24"/>
           <w:lang w:val="de-DE"/>
         </w:rPr>
-        <w:t>3</w:t>
+        <w:t>4</w:t>
       </w:r>
       <w:r>
         <w:rPr>
@@ -680,6 +1060,7 @@
           <w:rFonts w:asciiTheme="minorHAnsi" w:hAnsiTheme="minorHAnsi" w:cstheme="minorHAnsi"/>
           <w:sz w:val="24"/>
           <w:szCs w:val="24"/>
+          <w:lang w:val="de-DE"/>
         </w:rPr>
       </w:pPr>
       <w:r>
@@ -696,6 +1077,7 @@
           <w:rFonts w:asciiTheme="minorHAnsi" w:hAnsiTheme="minorHAnsi" w:cstheme="minorHAnsi"/>
           <w:sz w:val="24"/>
           <w:szCs w:val="24"/>
+          <w:lang w:val="de-DE"/>
         </w:rPr>
         <w:t>}</w:t>
       </w:r>
@@ -706,38 +1088,34 @@
           <w:rFonts w:asciiTheme="minorHAnsi" w:hAnsiTheme="minorHAnsi" w:cstheme="minorHAnsi"/>
           <w:sz w:val="24"/>
           <w:szCs w:val="24"/>
-        </w:rPr>
-      </w:pPr>
-      <w:r>
-        <w:rPr>
-          <w:rFonts w:asciiTheme="minorHAnsi" w:hAnsiTheme="minorHAnsi" w:cstheme="minorHAnsi"/>
-          <w:sz w:val="24"/>
-          <w:szCs w:val="24"/>
-        </w:rPr>
-        <w:t xml:space="preserve">    </w:t>
-      </w:r>
-      <w:r>
-        <w:rPr>
-          <w:rFonts w:asciiTheme="minorHAnsi" w:hAnsiTheme="minorHAnsi" w:cstheme="minorHAnsi"/>
-          <w:sz w:val="24"/>
-          <w:szCs w:val="24"/>
-        </w:rPr>
-        <w:t>])%</w:t>
-      </w:r>
-    </w:p>
-    <w:p>
-      <w:pPr>
-        <w:rPr>
-          <w:rFonts w:asciiTheme="minorHAnsi" w:hAnsiTheme="minorHAnsi" w:cstheme="minorHAnsi"/>
-          <w:sz w:val="24"/>
-          <w:szCs w:val="24"/>
-        </w:rPr>
-      </w:pPr>
-      <w:r>
-        <w:rPr>
-          <w:rFonts w:asciiTheme="minorHAnsi" w:hAnsiTheme="minorHAnsi" w:cstheme="minorHAnsi"/>
-          <w:sz w:val="24"/>
-          <w:szCs w:val="24"/>
+          <w:lang w:val="de-DE"/>
+        </w:rPr>
+      </w:pPr>
+      <w:r>
+        <w:rPr>
+          <w:rFonts w:asciiTheme="minorHAnsi" w:hAnsiTheme="minorHAnsi" w:cstheme="minorHAnsi"/>
+          <w:sz w:val="24"/>
+          <w:szCs w:val="24"/>
+          <w:lang w:val="de-DE"/>
+        </w:rPr>
+        <w:t xml:space="preserve">    ])%</w:t>
+      </w:r>
+    </w:p>
+    <w:p>
+      <w:pPr>
+        <w:rPr>
+          <w:rFonts w:asciiTheme="minorHAnsi" w:hAnsiTheme="minorHAnsi" w:cstheme="minorHAnsi"/>
+          <w:sz w:val="24"/>
+          <w:szCs w:val="24"/>
+          <w:lang w:val="de-DE"/>
+        </w:rPr>
+      </w:pPr>
+      <w:r>
+        <w:rPr>
+          <w:rFonts w:asciiTheme="minorHAnsi" w:hAnsiTheme="minorHAnsi" w:cstheme="minorHAnsi"/>
+          <w:sz w:val="24"/>
+          <w:szCs w:val="24"/>
+          <w:lang w:val="de-DE"/>
         </w:rPr>
         <w:t>}{% set _=layout([</w:t>
       </w:r>
@@ -748,13 +1126,15 @@
           <w:rFonts w:asciiTheme="minorHAnsi" w:hAnsiTheme="minorHAnsi" w:cstheme="minorHAnsi"/>
           <w:sz w:val="24"/>
           <w:szCs w:val="24"/>
-        </w:rPr>
-      </w:pPr>
-      <w:r>
-        <w:rPr>
-          <w:rFonts w:asciiTheme="minorHAnsi" w:hAnsiTheme="minorHAnsi" w:cstheme="minorHAnsi"/>
-          <w:sz w:val="24"/>
-          <w:szCs w:val="24"/>
+          <w:lang w:val="de-DE"/>
+        </w:rPr>
+      </w:pPr>
+      <w:r>
+        <w:rPr>
+          <w:rFonts w:asciiTheme="minorHAnsi" w:hAnsiTheme="minorHAnsi" w:cstheme="minorHAnsi"/>
+          <w:sz w:val="24"/>
+          <w:szCs w:val="24"/>
+          <w:lang w:val="de-DE"/>
         </w:rPr>
         <w:t xml:space="preserve">        {"Stammdaten":[</w:t>
       </w:r>
@@ -773,6 +1153,7 @@
           <w:rFonts w:asciiTheme="minorHAnsi" w:hAnsiTheme="minorHAnsi" w:cstheme="minorHAnsi"/>
           <w:sz w:val="24"/>
           <w:szCs w:val="24"/>
+          <w:lang w:val="de-DE"/>
         </w:rPr>
         <w:t xml:space="preserve">                </w:t>
       </w:r>
@@ -830,6 +1211,7 @@
           <w:szCs w:val="24"/>
           <w:lang w:val="de-DE"/>
         </w:rPr>
+        <w:lastRenderedPageBreak/>
         <w:t xml:space="preserve">            ]</w:t>
       </w:r>
     </w:p>
@@ -868,7 +1250,6 @@
           <w:szCs w:val="24"/>
           <w:lang w:val="de-DE"/>
         </w:rPr>
-        <w:lastRenderedPageBreak/>
         <w:t xml:space="preserve">        {"Daten":[</w:t>
       </w:r>
     </w:p>

--- a/backend/data/Kuendigung_Stromvertrag.docx
+++ b/backend/data/Kuendigung_Stromvertrag.docx
@@ -983,7 +983,7 @@
           <w:szCs w:val="24"/>
           <w:lang w:val="de-DE"/>
         </w:rPr>
-        <w:t xml:space="preserve">            "category":["Kündigung"],</w:t>
+        <w:t xml:space="preserve">            "category":["Kündigung nach TKG"],</w:t>
       </w:r>
     </w:p>
     <w:p>
